--- a/spa/docx/42.content.docx
+++ b/spa/docx/42.content.docx
@@ -19,7 +19,7 @@
         <w:rPr>
           <w:lang w:val="es_ES" w:bidi="es_ES"/>
         </w:rPr>
-        <w:t>Resource: Notas de Estudio - Introducciones a los Libros (Tyndale)</w:t>
+        <w:t>Resource: Tyndale Open Study Notes</w:t>
       </w:r>
       <w:r>
         <w:rPr>
@@ -112,7 +112,7 @@
         <w:rPr>
           <w:lang w:val="es_ES" w:bidi="es_ES"/>
         </w:rPr>
-        <w:t>Notas de Estudio - Introducciones a los Libros (Tyndale)</w:t>
+        <w:t>Tyndale Open Study Notes</w:t>
       </w:r>
     </w:p>
     <w:p>

--- a/spa/docx/42.content.docx
+++ b/spa/docx/42.content.docx
@@ -19,7 +19,7 @@
         <w:rPr>
           <w:lang w:val="es_ES" w:bidi="es_ES"/>
         </w:rPr>
-        <w:t>Resource: Tyndale Open Study Notes</w:t>
+        <w:t>Resource: Aquifer Open Study Notes (Book Intros)</w:t>
       </w:r>
       <w:r>
         <w:rPr>
@@ -112,7 +112,7 @@
         <w:rPr>
           <w:lang w:val="es_ES" w:bidi="es_ES"/>
         </w:rPr>
-        <w:t>Tyndale Open Study Notes</w:t>
+        <w:t>Aquifer Open Study Notes (Book Intros)</w:t>
       </w:r>
     </w:p>
     <w:p>

--- a/spa/docx/42.content.docx
+++ b/spa/docx/42.content.docx
@@ -297,18 +297,12 @@
         </w:rPr>
         <w:t>El Evangelio de Lucas comienza con un prólogo formal, escrito al estilo de los buenos escritores grecorromanos de la época de Lucas (</w:t>
       </w:r>
-      <w:hyperlink r:id="rId13">
-        <w:r>
-          <w:rPr>
-            <w:lang w:val="es_ES" w:bidi="es_ES"/>
-          </w:rPr>
-          <w:rPr>
-            <w:color w:val="0000EE"/>
-            <w:u w:val="single"/>
-          </w:rPr>
-          <w:t>1.1–4</w:t>
-        </w:r>
-      </w:hyperlink>
+      <w:r>
+        <w:rPr>
+          <w:lang w:val="es_ES" w:bidi="es_ES"/>
+        </w:rPr>
+        <w:t>1.1–4</w:t>
+      </w:r>
       <w:r>
         <w:rPr>
           <w:lang w:val="es_ES" w:bidi="es_ES"/>
@@ -329,18 +323,12 @@
         </w:rPr>
         <w:t>Después de esta introducción literaria formal, la forma de escribir cambia drásticamente. Lucas describe el nacimiento de Jesús (</w:t>
       </w:r>
-      <w:hyperlink r:id="rId14">
-        <w:r>
-          <w:rPr>
-            <w:lang w:val="es_ES" w:bidi="es_ES"/>
-          </w:rPr>
-          <w:rPr>
-            <w:color w:val="0000EE"/>
-            <w:u w:val="single"/>
-          </w:rPr>
-          <w:t>1.5–2.51</w:t>
-        </w:r>
-      </w:hyperlink>
+      <w:r>
+        <w:rPr>
+          <w:lang w:val="es_ES" w:bidi="es_ES"/>
+        </w:rPr>
+        <w:t>1.5–2.51</w:t>
+      </w:r>
       <w:r>
         <w:rPr>
           <w:lang w:val="es_ES" w:bidi="es_ES"/>
@@ -361,108 +349,72 @@
         </w:rPr>
         <w:t>Al igual que Mateo y Marcos, Lucas introduce el ministerio público de Jesús con relatos de Juan el Bautista (</w:t>
       </w:r>
-      <w:hyperlink r:id="rId15">
-        <w:r>
-          <w:rPr>
-            <w:lang w:val="es_ES" w:bidi="es_ES"/>
-          </w:rPr>
-          <w:rPr>
-            <w:color w:val="0000EE"/>
-            <w:u w:val="single"/>
-          </w:rPr>
-          <w:t>3.1–20</w:t>
-        </w:r>
-      </w:hyperlink>
+      <w:r>
+        <w:rPr>
+          <w:lang w:val="es_ES" w:bidi="es_ES"/>
+        </w:rPr>
+        <w:t>3.1–20</w:t>
+      </w:r>
       <w:r>
         <w:rPr>
           <w:lang w:val="es_ES" w:bidi="es_ES"/>
         </w:rPr>
         <w:t>), el bautismo de Jesús (</w:t>
       </w:r>
-      <w:hyperlink r:id="rId16">
-        <w:r>
-          <w:rPr>
-            <w:lang w:val="es_ES" w:bidi="es_ES"/>
-          </w:rPr>
-          <w:rPr>
-            <w:color w:val="0000EE"/>
-            <w:u w:val="single"/>
-          </w:rPr>
-          <w:t>3.21–22</w:t>
-        </w:r>
-      </w:hyperlink>
+      <w:r>
+        <w:rPr>
+          <w:lang w:val="es_ES" w:bidi="es_ES"/>
+        </w:rPr>
+        <w:t>3.21–22</w:t>
+      </w:r>
       <w:r>
         <w:rPr>
           <w:lang w:val="es_ES" w:bidi="es_ES"/>
         </w:rPr>
         <w:t>), la tentación de Jesús (</w:t>
       </w:r>
-      <w:hyperlink r:id="rId17">
-        <w:r>
-          <w:rPr>
-            <w:lang w:val="es_ES" w:bidi="es_ES"/>
-          </w:rPr>
-          <w:rPr>
-            <w:color w:val="0000EE"/>
-            <w:u w:val="single"/>
-          </w:rPr>
-          <w:t>4.1–13</w:t>
-        </w:r>
-      </w:hyperlink>
+      <w:r>
+        <w:rPr>
+          <w:lang w:val="es_ES" w:bidi="es_ES"/>
+        </w:rPr>
+        <w:t>4.1–13</w:t>
+      </w:r>
       <w:r>
         <w:rPr>
           <w:lang w:val="es_ES" w:bidi="es_ES"/>
         </w:rPr>
         <w:t>) y descripciones de su ministerio en y alrededor de Galilea (</w:t>
       </w:r>
-      <w:hyperlink r:id="rId18">
-        <w:r>
-          <w:rPr>
-            <w:lang w:val="es_ES" w:bidi="es_ES"/>
-          </w:rPr>
-          <w:rPr>
-            <w:color w:val="0000EE"/>
-            <w:u w:val="single"/>
-          </w:rPr>
-          <w:t>4.14–9:50</w:t>
-        </w:r>
-      </w:hyperlink>
+      <w:r>
+        <w:rPr>
+          <w:lang w:val="es_ES" w:bidi="es_ES"/>
+        </w:rPr>
+        <w:t>4.14–9:50</w:t>
+      </w:r>
       <w:r>
         <w:rPr>
           <w:lang w:val="es_ES" w:bidi="es_ES"/>
         </w:rPr>
         <w:t>). Jesús proclamó el Reino de Dios, enseñó con autoridad, sanó a los enfermos y expulsó demonios, demostrando la autoridad del Reino en sus palabras y acciones. Como en Mateo y Marcos, el punto culminante del ministerio de Jesús en Galilea fue la confesión de Pedro de que Jesús es el Mesías, seguida de la explicación de Jesús de que el Mesías debe sufrir y morir en Jerusalén (</w:t>
       </w:r>
-      <w:hyperlink r:id="rId19">
-        <w:r>
-          <w:rPr>
-            <w:lang w:val="es_ES" w:bidi="es_ES"/>
-          </w:rPr>
-          <w:rPr>
-            <w:color w:val="0000EE"/>
-            <w:u w:val="single"/>
-          </w:rPr>
-          <w:t>9.18–22</w:t>
-        </w:r>
-      </w:hyperlink>
+      <w:r>
+        <w:rPr>
+          <w:lang w:val="es_ES" w:bidi="es_ES"/>
+        </w:rPr>
+        <w:t>9.18–22</w:t>
+      </w:r>
       <w:r>
         <w:rPr>
           <w:lang w:val="es_ES" w:bidi="es_ES"/>
         </w:rPr>
         <w:t>). Jesús luego se dirigió hacia Jerusalén para cumplir esta misión (</w:t>
       </w:r>
-      <w:hyperlink r:id="rId20">
-        <w:r>
-          <w:rPr>
-            <w:lang w:val="es_ES" w:bidi="es_ES"/>
-          </w:rPr>
-          <w:rPr>
-            <w:color w:val="0000EE"/>
-            <w:u w:val="single"/>
-          </w:rPr>
-          <w:t>9.51–19:44</w:t>
-        </w:r>
-      </w:hyperlink>
+      <w:r>
+        <w:rPr>
+          <w:lang w:val="es_ES" w:bidi="es_ES"/>
+        </w:rPr>
+        <w:t>9.51–19:44</w:t>
+      </w:r>
       <w:r>
         <w:rPr>
           <w:lang w:val="es_ES" w:bidi="es_ES"/>
@@ -481,18 +433,12 @@
         </w:rPr>
         <w:t>” (</w:t>
       </w:r>
-      <w:hyperlink r:id="rId21">
-        <w:r>
-          <w:rPr>
-            <w:lang w:val="es_ES" w:bidi="es_ES"/>
-          </w:rPr>
-          <w:rPr>
-            <w:color w:val="0000EE"/>
-            <w:u w:val="single"/>
-          </w:rPr>
-          <w:t>19.10</w:t>
-        </w:r>
-      </w:hyperlink>
+      <w:r>
+        <w:rPr>
+          <w:lang w:val="es_ES" w:bidi="es_ES"/>
+        </w:rPr>
+        <w:t>19.10</w:t>
+      </w:r>
       <w:r>
         <w:rPr>
           <w:lang w:val="es_ES" w:bidi="es_ES"/>
@@ -513,54 +459,36 @@
         </w:rPr>
         <w:t>El clímax de la narrativa es el arresto, juicio y crucifixión de Jesús (</w:t>
       </w:r>
-      <w:hyperlink r:id="rId22">
-        <w:r>
-          <w:rPr>
-            <w:lang w:val="es_ES" w:bidi="es_ES"/>
-          </w:rPr>
-          <w:rPr>
-            <w:color w:val="0000EE"/>
-            <w:u w:val="single"/>
-          </w:rPr>
-          <w:t>22.1–23.56</w:t>
-        </w:r>
-      </w:hyperlink>
+      <w:r>
+        <w:rPr>
+          <w:lang w:val="es_ES" w:bidi="es_ES"/>
+        </w:rPr>
+        <w:t>22.1–23.56</w:t>
+      </w:r>
       <w:r>
         <w:rPr>
           <w:lang w:val="es_ES" w:bidi="es_ES"/>
         </w:rPr>
         <w:t xml:space="preserve">). El tema central de la crucifixión en Lucas es la inocencia de Jesús. Jesús es retratado como el justo y sufriente siervo del Señor (ver </w:t>
       </w:r>
-      <w:hyperlink r:id="rId23">
-        <w:r>
-          <w:rPr>
-            <w:lang w:val="es_ES" w:bidi="es_ES"/>
-          </w:rPr>
-          <w:rPr>
-            <w:color w:val="0000EE"/>
-            <w:u w:val="single"/>
-          </w:rPr>
-          <w:t>Is 52.13–53.12</w:t>
-        </w:r>
-      </w:hyperlink>
+      <w:r>
+        <w:rPr>
+          <w:lang w:val="es_ES" w:bidi="es_ES"/>
+        </w:rPr>
+        <w:t>Is 52.13–53.12</w:t>
+      </w:r>
       <w:r>
         <w:rPr>
           <w:lang w:val="es_ES" w:bidi="es_ES"/>
         </w:rPr>
         <w:t>). En la muerte de Jesús, el oficial romano al pie de la cruz gritó: "Verdaderamente este hombre era justo" (</w:t>
       </w:r>
-      <w:hyperlink r:id="rId24">
-        <w:r>
-          <w:rPr>
-            <w:lang w:val="es_ES" w:bidi="es_ES"/>
-          </w:rPr>
-          <w:rPr>
-            <w:color w:val="0000EE"/>
-            <w:u w:val="single"/>
-          </w:rPr>
-          <w:t>Lucas 23.47</w:t>
-        </w:r>
-      </w:hyperlink>
+      <w:r>
+        <w:rPr>
+          <w:lang w:val="es_ES" w:bidi="es_ES"/>
+        </w:rPr>
+        <w:t>Lucas 23.47</w:t>
+      </w:r>
       <w:r>
         <w:rPr>
           <w:lang w:val="es_ES" w:bidi="es_ES"/>
@@ -581,90 +509,60 @@
         </w:rPr>
         <w:t>La narrativa se resuelve con la resurrección de Jesús (</w:t>
       </w:r>
-      <w:hyperlink r:id="rId25">
-        <w:r>
-          <w:rPr>
-            <w:lang w:val="es_ES" w:bidi="es_ES"/>
-          </w:rPr>
-          <w:rPr>
-            <w:color w:val="0000EE"/>
-            <w:u w:val="single"/>
-          </w:rPr>
-          <w:t>24.1–12</w:t>
-        </w:r>
-      </w:hyperlink>
+      <w:r>
+        <w:rPr>
+          <w:lang w:val="es_ES" w:bidi="es_ES"/>
+        </w:rPr>
+        <w:t>24.1–12</w:t>
+      </w:r>
       <w:r>
         <w:rPr>
           <w:lang w:val="es_ES" w:bidi="es_ES"/>
         </w:rPr>
         <w:t>). La contribución más distintiva de Lucas aquí es el relato de los discípulos en el camino a Emaús (</w:t>
       </w:r>
-      <w:hyperlink r:id="rId26">
-        <w:r>
-          <w:rPr>
-            <w:lang w:val="es_ES" w:bidi="es_ES"/>
-          </w:rPr>
-          <w:rPr>
-            <w:color w:val="0000EE"/>
-            <w:u w:val="single"/>
-          </w:rPr>
-          <w:t>24.13–35</w:t>
-        </w:r>
-      </w:hyperlink>
+      <w:r>
+        <w:rPr>
+          <w:lang w:val="es_ES" w:bidi="es_ES"/>
+        </w:rPr>
+        <w:t>24.13–35</w:t>
+      </w:r>
       <w:r>
         <w:rPr>
           <w:lang w:val="es_ES" w:bidi="es_ES"/>
         </w:rPr>
         <w:t>). Mientras caminaba con dos discípulos desanimados que no lo reconocieron, Jesús les enseñó que su muerte no fue un fracaso, sino un cumplimiento de las promesas del Antiguo Testamento. Toda la Escritura anticipó este gran evento de salvación (</w:t>
       </w:r>
-      <w:hyperlink r:id="rId27">
-        <w:r>
-          <w:rPr>
-            <w:lang w:val="es_ES" w:bidi="es_ES"/>
-          </w:rPr>
-          <w:rPr>
-            <w:color w:val="0000EE"/>
-            <w:u w:val="single"/>
-          </w:rPr>
-          <w:t>24.25–27</w:t>
-        </w:r>
-      </w:hyperlink>
+      <w:r>
+        <w:rPr>
+          <w:lang w:val="es_ES" w:bidi="es_ES"/>
+        </w:rPr>
+        <w:t>24.25–27</w:t>
+      </w:r>
       <w:r>
         <w:rPr>
           <w:lang w:val="es_ES" w:bidi="es_ES"/>
         </w:rPr>
         <w:t>). El relato termina con un breve relato de la Ascensión (</w:t>
       </w:r>
-      <w:hyperlink r:id="rId28">
-        <w:r>
-          <w:rPr>
-            <w:lang w:val="es_ES" w:bidi="es_ES"/>
-          </w:rPr>
-          <w:rPr>
-            <w:color w:val="0000EE"/>
-            <w:u w:val="single"/>
-          </w:rPr>
-          <w:t>24.50–53</w:t>
-        </w:r>
-      </w:hyperlink>
+      <w:r>
+        <w:rPr>
+          <w:lang w:val="es_ES" w:bidi="es_ES"/>
+        </w:rPr>
+        <w:t>24.50–53</w:t>
+      </w:r>
       <w:r>
         <w:rPr>
           <w:lang w:val="es_ES" w:bidi="es_ES"/>
         </w:rPr>
         <w:t>), que se describe más detalladamente en el libro de los Hechos (</w:t>
       </w:r>
-      <w:hyperlink r:id="rId29">
-        <w:r>
-          <w:rPr>
-            <w:lang w:val="es_ES" w:bidi="es_ES"/>
-          </w:rPr>
-          <w:rPr>
-            <w:color w:val="0000EE"/>
-            <w:u w:val="single"/>
-          </w:rPr>
-          <w:t>Hechos 1.1–11</w:t>
-        </w:r>
-      </w:hyperlink>
+      <w:r>
+        <w:rPr>
+          <w:lang w:val="es_ES" w:bidi="es_ES"/>
+        </w:rPr>
+        <w:t>Hechos 1.1–11</w:t>
+      </w:r>
       <w:r>
         <w:rPr>
           <w:lang w:val="es_ES" w:bidi="es_ES"/>
@@ -685,72 +583,48 @@
         </w:rPr>
         <w:t>Estructuralmente, Lucas sigue el esquema básico de Marcos, con un ministerio en Galilea seguido de un viaje a Jerusalén y el clímax del ministerio de Jesús allí. Las principales diferencias son: (1) Al igual que Mateo, Lucas comienza con la narrativa del nacimiento, que sirve como una introducción temática a la obra (</w:t>
       </w:r>
-      <w:hyperlink r:id="rId30">
-        <w:r>
-          <w:rPr>
-            <w:lang w:val="es_ES" w:bidi="es_ES"/>
-          </w:rPr>
-          <w:rPr>
-            <w:color w:val="0000EE"/>
-            <w:u w:val="single"/>
-          </w:rPr>
-          <w:t>Lucas 1.1–2:52</w:t>
-        </w:r>
-      </w:hyperlink>
+      <w:r>
+        <w:rPr>
+          <w:lang w:val="es_ES" w:bidi="es_ES"/>
+        </w:rPr>
+        <w:t>Lucas 1.1–2:52</w:t>
+      </w:r>
       <w:r>
         <w:rPr>
           <w:lang w:val="es_ES" w:bidi="es_ES"/>
         </w:rPr>
         <w:t>); (2) Lucas omite una sección importante del relato de Marcos sobre el ministerio en Galilea, a veces llamada de su “gran omisión” (</w:t>
       </w:r>
-      <w:hyperlink r:id="rId31">
-        <w:r>
-          <w:rPr>
-            <w:lang w:val="es_ES" w:bidi="es_ES"/>
-          </w:rPr>
-          <w:rPr>
-            <w:color w:val="0000EE"/>
-            <w:u w:val="single"/>
-          </w:rPr>
-          <w:t>Marcos 6.45–8.26</w:t>
-        </w:r>
-      </w:hyperlink>
+      <w:r>
+        <w:rPr>
+          <w:lang w:val="es_ES" w:bidi="es_ES"/>
+        </w:rPr>
+        <w:t>Marcos 6.45–8.26</w:t>
+      </w:r>
       <w:r>
         <w:rPr>
           <w:lang w:val="es_ES" w:bidi="es_ES"/>
         </w:rPr>
         <w:t>); y (3) Lucas expande el relato de Marcos, sobre el viaje a Jerusalén, de un solo capítulo (</w:t>
       </w:r>
-      <w:hyperlink r:id="rId32">
-        <w:r>
-          <w:rPr>
-            <w:lang w:val="es_ES" w:bidi="es_ES"/>
-          </w:rPr>
-          <w:rPr>
-            <w:color w:val="0000EE"/>
-            <w:u w:val="single"/>
-          </w:rPr>
-          <w:t>Marcos 10.1–52</w:t>
-        </w:r>
-      </w:hyperlink>
+      <w:r>
+        <w:rPr>
+          <w:lang w:val="es_ES" w:bidi="es_ES"/>
+        </w:rPr>
+        <w:t>Marcos 10.1–52</w:t>
+      </w:r>
       <w:r>
         <w:rPr>
           <w:lang w:val="es_ES" w:bidi="es_ES"/>
         </w:rPr>
         <w:t>) a diez capítulos (</w:t>
       </w:r>
-      <w:hyperlink r:id="rId20">
-        <w:r>
-          <w:rPr>
-            <w:lang w:val="es_ES" w:bidi="es_ES"/>
-          </w:rPr>
-          <w:rPr>
-            <w:color w:val="0000EE"/>
-            <w:u w:val="single"/>
-          </w:rPr>
-          <w:t>Lucas 9.51–19:44</w:t>
-        </w:r>
-      </w:hyperlink>
+      <w:r>
+        <w:rPr>
+          <w:lang w:val="es_ES" w:bidi="es_ES"/>
+        </w:rPr>
+        <w:t>Lucas 9.51–19:44</w:t>
+      </w:r>
       <w:r>
         <w:rPr>
           <w:lang w:val="es_ES" w:bidi="es_ES"/>
@@ -821,90 +695,60 @@
         </w:rPr>
         <w:t>Aunque todos los Evangelios son, estrictamente hablando, anónimos (sus autores no se nombran a sí mismos), el autor de Lucas-Hechos puede ser identificado fácilmente como Lucas, un médico y compañero ocasional del apóstol Pablo. En varios pasajes de Hechos en primera la persona del plural (las secciones donde aparece “nosotros”), el autor se describe a sí mismo como un participante en las actividades misioneras de Pablo (</w:t>
       </w:r>
-      <w:hyperlink r:id="rId33">
-        <w:r>
-          <w:rPr>
-            <w:lang w:val="es_ES" w:bidi="es_ES"/>
-          </w:rPr>
-          <w:rPr>
-            <w:color w:val="0000EE"/>
-            <w:u w:val="single"/>
-          </w:rPr>
-          <w:t>Hechos 16.10–17</w:t>
-        </w:r>
-      </w:hyperlink>
+      <w:r>
+        <w:rPr>
+          <w:lang w:val="es_ES" w:bidi="es_ES"/>
+        </w:rPr>
+        <w:t>Hechos 16.10–17</w:t>
+      </w:r>
       <w:r>
         <w:rPr>
           <w:lang w:val="es_ES" w:bidi="es_ES"/>
         </w:rPr>
         <w:t xml:space="preserve">; </w:t>
       </w:r>
-      <w:hyperlink r:id="rId34">
-        <w:r>
-          <w:rPr>
-            <w:lang w:val="es_ES" w:bidi="es_ES"/>
-          </w:rPr>
-          <w:rPr>
-            <w:color w:val="0000EE"/>
-            <w:u w:val="single"/>
-          </w:rPr>
-          <w:t>20.5–17</w:t>
-        </w:r>
-      </w:hyperlink>
+      <w:r>
+        <w:rPr>
+          <w:lang w:val="es_ES" w:bidi="es_ES"/>
+        </w:rPr>
+        <w:t>20.5–17</w:t>
+      </w:r>
       <w:r>
         <w:rPr>
           <w:lang w:val="es_ES" w:bidi="es_ES"/>
         </w:rPr>
         <w:t xml:space="preserve">; </w:t>
       </w:r>
-      <w:hyperlink r:id="rId35">
-        <w:r>
-          <w:rPr>
-            <w:lang w:val="es_ES" w:bidi="es_ES"/>
-          </w:rPr>
-          <w:rPr>
-            <w:color w:val="0000EE"/>
-            <w:u w:val="single"/>
-          </w:rPr>
-          <w:t>21.1–18</w:t>
-        </w:r>
-      </w:hyperlink>
+      <w:r>
+        <w:rPr>
+          <w:lang w:val="es_ES" w:bidi="es_ES"/>
+        </w:rPr>
+        <w:t>21.1–18</w:t>
+      </w:r>
       <w:r>
         <w:rPr>
           <w:lang w:val="es_ES" w:bidi="es_ES"/>
         </w:rPr>
         <w:t xml:space="preserve">; </w:t>
       </w:r>
-      <w:hyperlink r:id="rId36">
-        <w:r>
-          <w:rPr>
-            <w:lang w:val="es_ES" w:bidi="es_ES"/>
-          </w:rPr>
-          <w:rPr>
-            <w:color w:val="0000EE"/>
-            <w:u w:val="single"/>
-          </w:rPr>
-          <w:t>27.1–28.16</w:t>
-        </w:r>
-      </w:hyperlink>
+      <w:r>
+        <w:rPr>
+          <w:lang w:val="es_ES" w:bidi="es_ES"/>
+        </w:rPr>
+        <w:t>27.1–28.16</w:t>
+      </w:r>
       <w:r>
         <w:rPr>
           <w:lang w:val="es_ES" w:bidi="es_ES"/>
         </w:rPr>
         <w:t>). Lucas era un gentil (</w:t>
       </w:r>
-      <w:hyperlink r:id="rId37">
-        <w:r>
-          <w:rPr>
-            <w:lang w:val="es_ES" w:bidi="es_ES"/>
-          </w:rPr>
-          <w:rPr>
-            <w:color w:val="0000EE"/>
-            <w:u w:val="single"/>
-          </w:rPr>
-          <w:t>Col 4.11–14</w:t>
-        </w:r>
-      </w:hyperlink>
+      <w:r>
+        <w:rPr>
+          <w:lang w:val="es_ES" w:bidi="es_ES"/>
+        </w:rPr>
+        <w:t>Col 4.11–14</w:t>
+      </w:r>
       <w:r>
         <w:rPr>
           <w:lang w:val="es_ES" w:bidi="es_ES"/>
@@ -937,18 +781,12 @@
         </w:rPr>
         <w:t>" (</w:t>
       </w:r>
-      <w:hyperlink r:id="rId38">
-        <w:r>
-          <w:rPr>
-            <w:lang w:val="es_ES" w:bidi="es_ES"/>
-          </w:rPr>
-          <w:rPr>
-            <w:color w:val="0000EE"/>
-            <w:u w:val="single"/>
-          </w:rPr>
-          <w:t>Lucas 1.4</w:t>
-        </w:r>
-      </w:hyperlink>
+      <w:r>
+        <w:rPr>
+          <w:lang w:val="es_ES" w:bidi="es_ES"/>
+        </w:rPr>
+        <w:t>Lucas 1.4</w:t>
+      </w:r>
       <w:r>
         <w:rPr>
           <w:lang w:val="es_ES" w:bidi="es_ES"/>
@@ -980,18 +818,12 @@
         </w:rPr>
         <w:t xml:space="preserve">El lugar específico de escritura es incierto, pero se han sugerido Roma, Éfeso, Cesarea y Acaya (sur de Grecia). La fecha también es incierta. Las dos teorías más comunes son que fue escrito en una fecha anterior, 59–63 d.C., o en una fecha posterior, 70–90 d.C. La fecha anterior es sugerida por el final de Hechos, con Pablo vivo y en prisión en Roma durante dos años (comenzando alrededor del año 60 d.C.). Si el Evangelio fue escrito antes de Hechos, una fecha un poco antes o durante este encarcelamiento, es probable (59–63 d.C.). Una fecha posterior, después del año 70 d.C., ha sido propuesta por aquellos que creen que Lucas usó el Evangelio de Marcos como fuente y que Marcos fue escrito a finales de los años 60, justo antes o durante la guerra judía de los años 66–70 d.C. (ver </w:t>
       </w:r>
-      <w:hyperlink r:id="rId39">
-        <w:r>
-          <w:rPr>
-            <w:lang w:val="es_ES" w:bidi="es_ES"/>
-          </w:rPr>
-          <w:rPr>
-            <w:color w:val="0000EE"/>
-            <w:u w:val="single"/>
-          </w:rPr>
-          <w:t>Marcos 13.14</w:t>
-        </w:r>
-      </w:hyperlink>
+      <w:r>
+        <w:rPr>
+          <w:lang w:val="es_ES" w:bidi="es_ES"/>
+        </w:rPr>
+        <w:t>Marcos 13.14</w:t>
+      </w:r>
       <w:r>
         <w:rPr>
           <w:lang w:val="es_ES" w:bidi="es_ES"/>
@@ -1048,36 +880,24 @@
         </w:rPr>
         <w:t>La narrativa de Lucas-Hechos afirma positivamente (1) que Jesús es el Mesías prometido en las Escrituras del Antiguo Testamento; (2) que su muerte en la cruz no niega esta afirmación, porque la muerte y resurrección del Mesías fueron predichas en las Escrituras desde siempre (</w:t>
       </w:r>
-      <w:hyperlink r:id="rId40">
-        <w:r>
-          <w:rPr>
-            <w:lang w:val="es_ES" w:bidi="es_ES"/>
-          </w:rPr>
-          <w:rPr>
-            <w:color w:val="0000EE"/>
-            <w:u w:val="single"/>
-          </w:rPr>
-          <w:t>Lucas 24.26</w:t>
-        </w:r>
-      </w:hyperlink>
+      <w:r>
+        <w:rPr>
+          <w:lang w:val="es_ES" w:bidi="es_ES"/>
+        </w:rPr>
+        <w:t>Lucas 24.26</w:t>
+      </w:r>
       <w:r>
         <w:rPr>
           <w:lang w:val="es_ES" w:bidi="es_ES"/>
         </w:rPr>
         <w:t xml:space="preserve">, </w:t>
       </w:r>
-      <w:hyperlink r:id="rId41">
-        <w:r>
-          <w:rPr>
-            <w:lang w:val="es_ES" w:bidi="es_ES"/>
-          </w:rPr>
-          <w:rPr>
-            <w:color w:val="0000EE"/>
-            <w:u w:val="single"/>
-          </w:rPr>
-          <w:t>46</w:t>
-        </w:r>
-      </w:hyperlink>
+      <w:r>
+        <w:rPr>
+          <w:lang w:val="es_ES" w:bidi="es_ES"/>
+        </w:rPr>
+        <w:t>46</w:t>
+      </w:r>
       <w:r>
         <w:rPr>
           <w:lang w:val="es_ES" w:bidi="es_ES"/>
@@ -1098,36 +918,24 @@
         </w:rPr>
         <w:t>Un Mensaje Histórico. Más que cualquier otro escritor de los evangelios, Lucas afirma que la historia de Jesús es histórica y asegura a sus lectores que el mensaje del evangelio es auténtico. Enfatiza que su relato se basa en un testimonio confiable de testigos oculares (</w:t>
       </w:r>
-      <w:hyperlink r:id="rId13">
-        <w:r>
-          <w:rPr>
-            <w:lang w:val="es_ES" w:bidi="es_ES"/>
-          </w:rPr>
-          <w:rPr>
-            <w:color w:val="0000EE"/>
-            <w:u w:val="single"/>
-          </w:rPr>
-          <w:t>1.1–4</w:t>
-        </w:r>
-      </w:hyperlink>
+      <w:r>
+        <w:rPr>
+          <w:lang w:val="es_ES" w:bidi="es_ES"/>
+        </w:rPr>
+        <w:t>1.1–4</w:t>
+      </w:r>
       <w:r>
         <w:rPr>
           <w:lang w:val="es_ES" w:bidi="es_ES"/>
         </w:rPr>
         <w:t>) y data meticulosamente el ministerio de Jesús con referencia a los gobernantes de su época (</w:t>
       </w:r>
-      <w:hyperlink r:id="rId42">
-        <w:r>
-          <w:rPr>
-            <w:lang w:val="es_ES" w:bidi="es_ES"/>
-          </w:rPr>
-          <w:rPr>
-            <w:color w:val="0000EE"/>
-            <w:u w:val="single"/>
-          </w:rPr>
-          <w:t>3.1–2</w:t>
-        </w:r>
-      </w:hyperlink>
+      <w:r>
+        <w:rPr>
+          <w:lang w:val="es_ES" w:bidi="es_ES"/>
+        </w:rPr>
+        <w:t>3.1–2</w:t>
+      </w:r>
       <w:r>
         <w:rPr>
           <w:lang w:val="es_ES" w:bidi="es_ES"/>
@@ -1148,108 +956,72 @@
         </w:rPr>
         <w:t>Retrato de Jesús. El retrato de Jesús de Lucas refleja un tema de promesa y cumplimiento. Jesús es presentado como el Salvador prometido, el Mesías descendiente del Rey David. Nació en Belén, la ciudad de David, y reinará para siempre en el trono de David (</w:t>
       </w:r>
-      <w:hyperlink r:id="rId43">
-        <w:r>
-          <w:rPr>
-            <w:lang w:val="es_ES" w:bidi="es_ES"/>
-          </w:rPr>
-          <w:rPr>
-            <w:color w:val="0000EE"/>
-            <w:u w:val="single"/>
-          </w:rPr>
-          <w:t>1.32–33</w:t>
-        </w:r>
-      </w:hyperlink>
+      <w:r>
+        <w:rPr>
+          <w:lang w:val="es_ES" w:bidi="es_ES"/>
+        </w:rPr>
+        <w:t>1.32–33</w:t>
+      </w:r>
       <w:r>
         <w:rPr>
           <w:lang w:val="es_ES" w:bidi="es_ES"/>
         </w:rPr>
         <w:t xml:space="preserve">; </w:t>
       </w:r>
-      <w:hyperlink r:id="rId44">
-        <w:r>
-          <w:rPr>
-            <w:lang w:val="es_ES" w:bidi="es_ES"/>
-          </w:rPr>
-          <w:rPr>
-            <w:color w:val="0000EE"/>
-            <w:u w:val="single"/>
-          </w:rPr>
-          <w:t>2.4</w:t>
-        </w:r>
-      </w:hyperlink>
+      <w:r>
+        <w:rPr>
+          <w:lang w:val="es_ES" w:bidi="es_ES"/>
+        </w:rPr>
+        <w:t>2.4</w:t>
+      </w:r>
       <w:r>
         <w:rPr>
           <w:lang w:val="es_ES" w:bidi="es_ES"/>
         </w:rPr>
         <w:t xml:space="preserve">, </w:t>
       </w:r>
-      <w:hyperlink r:id="rId45">
-        <w:r>
-          <w:rPr>
-            <w:lang w:val="es_ES" w:bidi="es_ES"/>
-          </w:rPr>
-          <w:rPr>
-            <w:color w:val="0000EE"/>
-            <w:u w:val="single"/>
-          </w:rPr>
-          <w:t>11</w:t>
-        </w:r>
-      </w:hyperlink>
+      <w:r>
+        <w:rPr>
+          <w:lang w:val="es_ES" w:bidi="es_ES"/>
+        </w:rPr>
+        <w:t>11</w:t>
+      </w:r>
       <w:r>
         <w:rPr>
           <w:lang w:val="es_ES" w:bidi="es_ES"/>
         </w:rPr>
         <w:t>). Jesús no logró la salvación a través del poder militar y la conquista, sino sufriendo el destino de los profetas. Murió como el siervo del Señor, cumpliendo las promesas del Antiguo Testamento. A través de su muerte y resurrección, Jesús se convirtió en el Salvador del mundo (</w:t>
       </w:r>
-      <w:hyperlink r:id="rId45">
-        <w:r>
-          <w:rPr>
-            <w:lang w:val="es_ES" w:bidi="es_ES"/>
-          </w:rPr>
-          <w:rPr>
-            <w:color w:val="0000EE"/>
-            <w:u w:val="single"/>
-          </w:rPr>
-          <w:t>Lucas 2.11,</w:t>
-        </w:r>
-      </w:hyperlink>
+      <w:r>
+        <w:rPr>
+          <w:lang w:val="es_ES" w:bidi="es_ES"/>
+        </w:rPr>
+        <w:t>Lucas 2.11,</w:t>
+      </w:r>
       <w:r>
         <w:rPr>
           <w:lang w:val="es_ES" w:bidi="es_ES"/>
         </w:rPr>
         <w:t xml:space="preserve"> </w:t>
       </w:r>
-      <w:hyperlink r:id="rId46">
-        <w:r>
-          <w:rPr>
-            <w:lang w:val="es_ES" w:bidi="es_ES"/>
-          </w:rPr>
-          <w:rPr>
-            <w:color w:val="0000EE"/>
-            <w:u w:val="single"/>
-          </w:rPr>
-          <w:t>Hechos 2.36</w:t>
-        </w:r>
-      </w:hyperlink>
+      <w:r>
+        <w:rPr>
+          <w:lang w:val="es_ES" w:bidi="es_ES"/>
+        </w:rPr>
+        <w:t>Hechos 2.36</w:t>
+      </w:r>
       <w:r>
         <w:rPr>
           <w:lang w:val="es_ES" w:bidi="es_ES"/>
         </w:rPr>
         <w:t xml:space="preserve">; </w:t>
       </w:r>
-      <w:hyperlink r:id="rId47">
-        <w:r>
-          <w:rPr>
-            <w:lang w:val="es_ES" w:bidi="es_ES"/>
-          </w:rPr>
-          <w:rPr>
-            <w:color w:val="0000EE"/>
-            <w:u w:val="single"/>
-          </w:rPr>
-          <w:t>10.36</w:t>
-        </w:r>
-      </w:hyperlink>
+      <w:r>
+        <w:rPr>
+          <w:lang w:val="es_ES" w:bidi="es_ES"/>
+        </w:rPr>
+        <w:t>10.36</w:t>
+      </w:r>
       <w:r>
         <w:rPr>
           <w:lang w:val="es_ES" w:bidi="es_ES"/>
@@ -1297,108 +1069,72 @@
         </w:rPr>
         <w:t>El Reino de Dios trae una gran inversión de venturas. Dios exalta a los pobres y humildes, y humillará a los ricos y arrogantes (</w:t>
       </w:r>
-      <w:hyperlink r:id="rId48">
-        <w:r>
-          <w:rPr>
-            <w:lang w:val="es_ES" w:bidi="es_ES"/>
-          </w:rPr>
-          <w:rPr>
-            <w:color w:val="0000EE"/>
-            <w:u w:val="single"/>
-          </w:rPr>
-          <w:t>Lucas 1.51–55</w:t>
-        </w:r>
-      </w:hyperlink>
+      <w:r>
+        <w:rPr>
+          <w:lang w:val="es_ES" w:bidi="es_ES"/>
+        </w:rPr>
+        <w:t>Lucas 1.51–55</w:t>
+      </w:r>
       <w:r>
         <w:rPr>
           <w:lang w:val="es_ES" w:bidi="es_ES"/>
         </w:rPr>
         <w:t xml:space="preserve">; </w:t>
       </w:r>
-      <w:hyperlink r:id="rId49">
-        <w:r>
-          <w:rPr>
-            <w:lang w:val="es_ES" w:bidi="es_ES"/>
-          </w:rPr>
-          <w:rPr>
-            <w:color w:val="0000EE"/>
-            <w:u w:val="single"/>
-          </w:rPr>
-          <w:t>16.19–31</w:t>
-        </w:r>
-      </w:hyperlink>
+      <w:r>
+        <w:rPr>
+          <w:lang w:val="es_ES" w:bidi="es_ES"/>
+        </w:rPr>
+        <w:t>16.19–31</w:t>
+      </w:r>
       <w:r>
         <w:rPr>
           <w:lang w:val="es_ES" w:bidi="es_ES"/>
         </w:rPr>
         <w:t>). El evangelio es una buena noticia para los pobres y oprimidos (</w:t>
       </w:r>
-      <w:hyperlink r:id="rId50">
-        <w:r>
-          <w:rPr>
-            <w:lang w:val="es_ES" w:bidi="es_ES"/>
-          </w:rPr>
-          <w:rPr>
-            <w:color w:val="0000EE"/>
-            <w:u w:val="single"/>
-          </w:rPr>
-          <w:t>4.18</w:t>
-        </w:r>
-      </w:hyperlink>
+      <w:r>
+        <w:rPr>
+          <w:lang w:val="es_ES" w:bidi="es_ES"/>
+        </w:rPr>
+        <w:t>4.18</w:t>
+      </w:r>
       <w:r>
         <w:rPr>
           <w:lang w:val="es_ES" w:bidi="es_ES"/>
         </w:rPr>
         <w:t>) porque ellos reconocen más su necesidad de Dios (</w:t>
       </w:r>
-      <w:hyperlink r:id="rId51">
-        <w:r>
-          <w:rPr>
-            <w:lang w:val="es_ES" w:bidi="es_ES"/>
-          </w:rPr>
-          <w:rPr>
-            <w:color w:val="0000EE"/>
-            <w:u w:val="single"/>
-          </w:rPr>
-          <w:t>6.20–21</w:t>
-        </w:r>
-      </w:hyperlink>
+      <w:r>
+        <w:rPr>
+          <w:lang w:val="es_ES" w:bidi="es_ES"/>
+        </w:rPr>
+        <w:t>6.20–21</w:t>
+      </w:r>
       <w:r>
         <w:rPr>
           <w:lang w:val="es_ES" w:bidi="es_ES"/>
         </w:rPr>
         <w:t>). Es imposible que los ricos entren en el Reino cuando confían en sus riquezas en vez de en Dios (</w:t>
       </w:r>
-      <w:hyperlink r:id="rId52">
-        <w:r>
-          <w:rPr>
-            <w:lang w:val="es_ES" w:bidi="es_ES"/>
-          </w:rPr>
-          <w:rPr>
-            <w:color w:val="0000EE"/>
-            <w:u w:val="single"/>
-          </w:rPr>
-          <w:t>12.13–21</w:t>
-        </w:r>
-      </w:hyperlink>
+      <w:r>
+        <w:rPr>
+          <w:lang w:val="es_ES" w:bidi="es_ES"/>
+        </w:rPr>
+        <w:t>12.13–21</w:t>
+      </w:r>
       <w:r>
         <w:rPr>
           <w:lang w:val="es_ES" w:bidi="es_ES"/>
         </w:rPr>
         <w:t xml:space="preserve">; </w:t>
       </w:r>
-      <w:hyperlink r:id="rId53">
-        <w:r>
-          <w:rPr>
-            <w:lang w:val="es_ES" w:bidi="es_ES"/>
-          </w:rPr>
-          <w:rPr>
-            <w:color w:val="0000EE"/>
-            <w:u w:val="single"/>
-          </w:rPr>
-          <w:t>18.18–30</w:t>
-        </w:r>
-      </w:hyperlink>
+      <w:r>
+        <w:rPr>
+          <w:lang w:val="es_ES" w:bidi="es_ES"/>
+        </w:rPr>
+        <w:t>18.18–30</w:t>
+      </w:r>
       <w:r>
         <w:rPr>
           <w:lang w:val="es_ES" w:bidi="es_ES"/>
@@ -1432,108 +1168,72 @@
         </w:rPr>
         <w:t xml:space="preserve">El amor de Dios por los perdidos se revela más claramente en la asociación de Jesús con pecadores y recaudadores de impuestos. Llamó a un despreciado recaudador de impuestos, Leví, para ser su discípulo. Como el Gran Médico, Jesús vino a sanar a los “enfermos” (pecadores), no a los “sanos” (los autosuficientes; </w:t>
       </w:r>
-      <w:hyperlink r:id="rId54">
-        <w:r>
-          <w:rPr>
-            <w:lang w:val="es_ES" w:bidi="es_ES"/>
-          </w:rPr>
-          <w:rPr>
-            <w:color w:val="0000EE"/>
-            <w:u w:val="single"/>
-          </w:rPr>
-          <w:t>5.27–32</w:t>
-        </w:r>
-      </w:hyperlink>
+      <w:r>
+        <w:rPr>
+          <w:lang w:val="es_ES" w:bidi="es_ES"/>
+        </w:rPr>
+        <w:t>5.27–32</w:t>
+      </w:r>
       <w:r>
         <w:rPr>
           <w:lang w:val="es_ES" w:bidi="es_ES"/>
         </w:rPr>
         <w:t>). Él elogió a una mujer inmoral que ungió sus pies porque reconoció el perdón de Dios y amó mucho en respuesta (</w:t>
       </w:r>
-      <w:hyperlink r:id="rId55">
-        <w:r>
-          <w:rPr>
-            <w:lang w:val="es_ES" w:bidi="es_ES"/>
-          </w:rPr>
-          <w:rPr>
-            <w:color w:val="0000EE"/>
-            <w:u w:val="single"/>
-          </w:rPr>
-          <w:t>7.36–50</w:t>
-        </w:r>
-      </w:hyperlink>
+      <w:r>
+        <w:rPr>
+          <w:lang w:val="es_ES" w:bidi="es_ES"/>
+        </w:rPr>
+        <w:t>7.36–50</w:t>
+      </w:r>
       <w:r>
         <w:rPr>
           <w:lang w:val="es_ES" w:bidi="es_ES"/>
         </w:rPr>
         <w:t>). Reprendió a los fariseos y maestros de la ley religiosa por su autojusticia, hipocresía y falta de compasión. El recaudador de impuestos arrepentido en el Templo recibió perdón, mientras que el fariseo autosuficiente no ganó nada (</w:t>
       </w:r>
-      <w:hyperlink r:id="rId56">
-        <w:r>
-          <w:rPr>
-            <w:lang w:val="es_ES" w:bidi="es_ES"/>
-          </w:rPr>
-          <w:rPr>
-            <w:color w:val="0000EE"/>
-            <w:u w:val="single"/>
-          </w:rPr>
-          <w:t>18.9–14</w:t>
-        </w:r>
-      </w:hyperlink>
+      <w:r>
+        <w:rPr>
+          <w:lang w:val="es_ES" w:bidi="es_ES"/>
+        </w:rPr>
+        <w:t>18.9–14</w:t>
+      </w:r>
       <w:r>
         <w:rPr>
           <w:lang w:val="es_ES" w:bidi="es_ES"/>
         </w:rPr>
         <w:t>). Incluso el jefe de los recaudadores de impuestos, Zaqueo, fue perdonado cuando se arrepintió y se volvió a Dios (</w:t>
       </w:r>
-      <w:hyperlink r:id="rId57">
-        <w:r>
-          <w:rPr>
-            <w:lang w:val="es_ES" w:bidi="es_ES"/>
-          </w:rPr>
-          <w:rPr>
-            <w:color w:val="0000EE"/>
-            <w:u w:val="single"/>
-          </w:rPr>
-          <w:t>19.1–10</w:t>
-        </w:r>
-      </w:hyperlink>
+      <w:r>
+        <w:rPr>
+          <w:lang w:val="es_ES" w:bidi="es_ES"/>
+        </w:rPr>
+        <w:t>19.1–10</w:t>
+      </w:r>
       <w:r>
         <w:rPr>
           <w:lang w:val="es_ES" w:bidi="es_ES"/>
         </w:rPr>
         <w:t>). Jesús perdonó y ofreció un lugar en el paraíso al criminal arrepentido en la cruz (</w:t>
       </w:r>
-      <w:hyperlink r:id="rId58">
-        <w:r>
-          <w:rPr>
-            <w:lang w:val="es_ES" w:bidi="es_ES"/>
-          </w:rPr>
-          <w:rPr>
-            <w:color w:val="0000EE"/>
-            <w:u w:val="single"/>
-          </w:rPr>
-          <w:t>23.39–43</w:t>
-        </w:r>
-      </w:hyperlink>
+      <w:r>
+        <w:rPr>
+          <w:lang w:val="es_ES" w:bidi="es_ES"/>
+        </w:rPr>
+        <w:t>23.39–43</w:t>
+      </w:r>
       <w:r>
         <w:rPr>
           <w:lang w:val="es_ES" w:bidi="es_ES"/>
         </w:rPr>
         <w:t>). Y las parábolas de Jesús expresan este mismo tema— por ejemplo, el padre perdonó a su hijo pródigo cuando regresó a él (</w:t>
       </w:r>
-      <w:hyperlink r:id="rId59">
-        <w:r>
-          <w:rPr>
-            <w:lang w:val="es_ES" w:bidi="es_ES"/>
-          </w:rPr>
-          <w:rPr>
-            <w:color w:val="0000EE"/>
-            <w:u w:val="single"/>
-          </w:rPr>
-          <w:t>15.11–32</w:t>
-        </w:r>
-      </w:hyperlink>
+      <w:r>
+        <w:rPr>
+          <w:lang w:val="es_ES" w:bidi="es_ES"/>
+        </w:rPr>
+        <w:t>15.11–32</w:t>
+      </w:r>
       <w:r>
         <w:rPr>
           <w:lang w:val="es_ES" w:bidi="es_ES"/>
@@ -1567,36 +1267,24 @@
         </w:rPr>
         <w:t>Los samaritanos eran despreciados forasteros, pero en Lucas, Jesús elogia a un samaritano por su gratitud a Dios cuando fue sanado de la lepra (</w:t>
       </w:r>
-      <w:hyperlink r:id="rId60">
-        <w:r>
-          <w:rPr>
-            <w:lang w:val="es_ES" w:bidi="es_ES"/>
-          </w:rPr>
-          <w:rPr>
-            <w:color w:val="0000EE"/>
-            <w:u w:val="single"/>
-          </w:rPr>
-          <w:t>17.11–19</w:t>
-        </w:r>
-      </w:hyperlink>
+      <w:r>
+        <w:rPr>
+          <w:lang w:val="es_ES" w:bidi="es_ES"/>
+        </w:rPr>
+        <w:t>17.11–19</w:t>
+      </w:r>
       <w:r>
         <w:rPr>
           <w:lang w:val="es_ES" w:bidi="es_ES"/>
         </w:rPr>
         <w:t>), y Jesús contó la parábola del Buen Samaritano, en la que un samaritano despreciado fue el único verdadero prójimo de un judío herido (</w:t>
       </w:r>
-      <w:hyperlink r:id="rId61">
-        <w:r>
-          <w:rPr>
-            <w:lang w:val="es_ES" w:bidi="es_ES"/>
-          </w:rPr>
-          <w:rPr>
-            <w:color w:val="0000EE"/>
-            <w:u w:val="single"/>
-          </w:rPr>
-          <w:t>10.29–37</w:t>
-        </w:r>
-      </w:hyperlink>
+      <w:r>
+        <w:rPr>
+          <w:lang w:val="es_ES" w:bidi="es_ES"/>
+        </w:rPr>
+        <w:t>10.29–37</w:t>
+      </w:r>
       <w:r>
         <w:rPr>
           <w:lang w:val="es_ES" w:bidi="es_ES"/>
@@ -1630,36 +1318,24 @@
         </w:rPr>
         <w:t>En la cultura del primer siglo, las mujeres eran vistas como inferiores, pero Jesús elevó a las mujeres a una posición de dignidad en el Reino de Dios. El evangelio de Lucas concede especial prominencia a las mujeres y menciona a trece mujeres que no se encuentran en los otros Evangelios. La narrativa del nacimiento se cuenta desde la perspectiva de las mujeres (María y Isabel). Lucas es el único que menciona a las mujeres que apoyaron económicamente a Jesús (</w:t>
       </w:r>
-      <w:hyperlink r:id="rId62">
-        <w:r>
-          <w:rPr>
-            <w:lang w:val="es_ES" w:bidi="es_ES"/>
-          </w:rPr>
-          <w:rPr>
-            <w:color w:val="0000EE"/>
-            <w:u w:val="single"/>
-          </w:rPr>
-          <w:t>8.1–3</w:t>
-        </w:r>
-      </w:hyperlink>
+      <w:r>
+        <w:rPr>
+          <w:lang w:val="es_ES" w:bidi="es_ES"/>
+        </w:rPr>
+        <w:t>8.1–3</w:t>
+      </w:r>
       <w:r>
         <w:rPr>
           <w:lang w:val="es_ES" w:bidi="es_ES"/>
         </w:rPr>
         <w:t>). Y en su historia de María y Marta, María es elogiada por aprender como discípula a los pies de Jesús (</w:t>
       </w:r>
-      <w:hyperlink r:id="rId63">
-        <w:r>
-          <w:rPr>
-            <w:lang w:val="es_ES" w:bidi="es_ES"/>
-          </w:rPr>
-          <w:rPr>
-            <w:color w:val="0000EE"/>
-            <w:u w:val="single"/>
-          </w:rPr>
-          <w:t>10.38–42</w:t>
-        </w:r>
-      </w:hyperlink>
+      <w:r>
+        <w:rPr>
+          <w:lang w:val="es_ES" w:bidi="es_ES"/>
+        </w:rPr>
+        <w:t>10.38–42</w:t>
+      </w:r>
       <w:r>
         <w:rPr>
           <w:lang w:val="es_ES" w:bidi="es_ES"/>
@@ -1693,144 +1369,96 @@
         </w:rPr>
         <w:t>Los máximos forasteros eran los gentiles, y Lucas enfatiza que la salvación de Dios se extiende incluso a ellos. Aunque surgió en Israel, Jesús sería “una luz para revelar a Dios a las naciones” (</w:t>
       </w:r>
-      <w:hyperlink r:id="rId64">
-        <w:r>
-          <w:rPr>
-            <w:lang w:val="es_ES" w:bidi="es_ES"/>
-          </w:rPr>
-          <w:rPr>
-            <w:color w:val="0000EE"/>
-            <w:u w:val="single"/>
-          </w:rPr>
-          <w:t>2.32</w:t>
-        </w:r>
-      </w:hyperlink>
+      <w:r>
+        <w:rPr>
+          <w:lang w:val="es_ES" w:bidi="es_ES"/>
+        </w:rPr>
+        <w:t>2.32</w:t>
+      </w:r>
       <w:r>
         <w:rPr>
           <w:lang w:val="es_ES" w:bidi="es_ES"/>
         </w:rPr>
         <w:t>), y “todas las personas [verían] la salvación enviada por Dios” (</w:t>
       </w:r>
-      <w:hyperlink r:id="rId65">
-        <w:r>
-          <w:rPr>
-            <w:lang w:val="es_ES" w:bidi="es_ES"/>
-          </w:rPr>
-          <w:rPr>
-            <w:color w:val="0000EE"/>
-            <w:u w:val="single"/>
-          </w:rPr>
-          <w:t>3.4–6</w:t>
-        </w:r>
-      </w:hyperlink>
+      <w:r>
+        <w:rPr>
+          <w:lang w:val="es_ES" w:bidi="es_ES"/>
+        </w:rPr>
+        <w:t>3.4–6</w:t>
+      </w:r>
       <w:r>
         <w:rPr>
           <w:lang w:val="es_ES" w:bidi="es_ES"/>
         </w:rPr>
         <w:t xml:space="preserve">; </w:t>
       </w:r>
-      <w:hyperlink r:id="rId66">
-        <w:r>
-          <w:rPr>
-            <w:lang w:val="es_ES" w:bidi="es_ES"/>
-          </w:rPr>
-          <w:rPr>
-            <w:color w:val="0000EE"/>
-            <w:u w:val="single"/>
-          </w:rPr>
-          <w:t>Is 40.5</w:t>
-        </w:r>
-      </w:hyperlink>
+      <w:r>
+        <w:rPr>
+          <w:lang w:val="es_ES" w:bidi="es_ES"/>
+        </w:rPr>
+        <w:t>Is 40.5</w:t>
+      </w:r>
       <w:r>
         <w:rPr>
           <w:lang w:val="es_ES" w:bidi="es_ES"/>
         </w:rPr>
         <w:t>). Mientras la genealogía de Mateo (</w:t>
       </w:r>
-      <w:hyperlink r:id="rId67">
-        <w:r>
-          <w:rPr>
-            <w:lang w:val="es_ES" w:bidi="es_ES"/>
-          </w:rPr>
-          <w:rPr>
-            <w:color w:val="0000EE"/>
-            <w:u w:val="single"/>
-          </w:rPr>
-          <w:t>Mat 1.1–17</w:t>
-        </w:r>
-      </w:hyperlink>
+      <w:r>
+        <w:rPr>
+          <w:lang w:val="es_ES" w:bidi="es_ES"/>
+        </w:rPr>
+        <w:t>Mat 1.1–17</w:t>
+      </w:r>
       <w:r>
         <w:rPr>
           <w:lang w:val="es_ES" w:bidi="es_ES"/>
         </w:rPr>
         <w:t>) enfatiza la ascendencia judía de Jesús comenzando con Abraham, el padre de los israelitas, la genealogía de Lucas llega hasta Adán, el padre de toda la raza humana (</w:t>
       </w:r>
-      <w:hyperlink r:id="rId68">
-        <w:r>
-          <w:rPr>
-            <w:lang w:val="es_ES" w:bidi="es_ES"/>
-          </w:rPr>
-          <w:rPr>
-            <w:color w:val="0000EE"/>
-            <w:u w:val="single"/>
-          </w:rPr>
-          <w:t>Lucas 3.23–38</w:t>
-        </w:r>
-      </w:hyperlink>
+      <w:r>
+        <w:rPr>
+          <w:lang w:val="es_ES" w:bidi="es_ES"/>
+        </w:rPr>
+        <w:t>Lucas 3.23–38</w:t>
+      </w:r>
       <w:r>
         <w:rPr>
           <w:lang w:val="es_ES" w:bidi="es_ES"/>
         </w:rPr>
         <w:t>). En su sermón en Nazaret, Jesús declaró que Dios siempre había demostrado gracia hacia los gentiles (</w:t>
       </w:r>
-      <w:hyperlink r:id="rId69">
-        <w:r>
-          <w:rPr>
-            <w:lang w:val="es_ES" w:bidi="es_ES"/>
-          </w:rPr>
-          <w:rPr>
-            <w:color w:val="0000EE"/>
-            <w:u w:val="single"/>
-          </w:rPr>
-          <w:t>4.24–27</w:t>
-        </w:r>
-      </w:hyperlink>
+      <w:r>
+        <w:rPr>
+          <w:lang w:val="es_ES" w:bidi="es_ES"/>
+        </w:rPr>
+        <w:t>4.24–27</w:t>
+      </w:r>
       <w:r>
         <w:rPr>
           <w:lang w:val="es_ES" w:bidi="es_ES"/>
         </w:rPr>
         <w:t>). El mensaje de Lucas es que Dios ama a todas las personas en todas partes y desea que todos los que están perdidos sean encontrados (</w:t>
       </w:r>
-      <w:hyperlink r:id="rId70">
-        <w:r>
-          <w:rPr>
-            <w:lang w:val="es_ES" w:bidi="es_ES"/>
-          </w:rPr>
-          <w:rPr>
-            <w:color w:val="0000EE"/>
-            <w:u w:val="single"/>
-          </w:rPr>
-          <w:t>15.1–32</w:t>
-        </w:r>
-      </w:hyperlink>
+      <w:r>
+        <w:rPr>
+          <w:lang w:val="es_ES" w:bidi="es_ES"/>
+        </w:rPr>
+        <w:t>15.1–32</w:t>
+      </w:r>
       <w:r>
         <w:rPr>
           <w:lang w:val="es_ES" w:bidi="es_ES"/>
         </w:rPr>
         <w:t xml:space="preserve">; </w:t>
       </w:r>
-      <w:hyperlink r:id="rId21">
-        <w:r>
-          <w:rPr>
-            <w:lang w:val="es_ES" w:bidi="es_ES"/>
-          </w:rPr>
-          <w:rPr>
-            <w:color w:val="0000EE"/>
-            <w:u w:val="single"/>
-          </w:rPr>
-          <w:t>19.10</w:t>
-        </w:r>
-      </w:hyperlink>
+      <w:r>
+        <w:rPr>
+          <w:lang w:val="es_ES" w:bidi="es_ES"/>
+        </w:rPr>
+        <w:t>19.10</w:t>
+      </w:r>
       <w:r>
         <w:rPr>
           <w:lang w:val="es_ES" w:bidi="es_ES"/>
@@ -1851,54 +1479,36 @@
         </w:rPr>
         <w:t>Rechazo por muchos en Israel. El lado oscuro de esta inclusión de los gentiles y otros forasteros es que el mensaje de Jesús fue rechazado por muchos en Israel. En Nazaret, cuando anunció que Dios había bendecido a los gentiles en el pasado, la gente se levantó enojada para matarlo (</w:t>
       </w:r>
-      <w:hyperlink r:id="rId71">
-        <w:r>
-          <w:rPr>
-            <w:lang w:val="es_ES" w:bidi="es_ES"/>
-          </w:rPr>
-          <w:rPr>
-            <w:color w:val="0000EE"/>
-            <w:u w:val="single"/>
-          </w:rPr>
-          <w:t>4.28–30</w:t>
-        </w:r>
-      </w:hyperlink>
+      <w:r>
+        <w:rPr>
+          <w:lang w:val="es_ES" w:bidi="es_ES"/>
+        </w:rPr>
+        <w:t>4.28–30</w:t>
+      </w:r>
       <w:r>
         <w:rPr>
           <w:lang w:val="es_ES" w:bidi="es_ES"/>
         </w:rPr>
         <w:t>). Este episodio inició el rechazo de Jesús por su propio pueblo y anticipó la oposición judía a la iglesia (como se relata en Hechos). Jerusalén rechazó a su Mesías y por eso quedó bajo el juicio de Dios (</w:t>
       </w:r>
-      <w:hyperlink r:id="rId72">
-        <w:r>
-          <w:rPr>
-            <w:lang w:val="es_ES" w:bidi="es_ES"/>
-          </w:rPr>
-          <w:rPr>
-            <w:color w:val="0000EE"/>
-            <w:u w:val="single"/>
-          </w:rPr>
-          <w:t>Lucas 13.33–35</w:t>
-        </w:r>
-      </w:hyperlink>
+      <w:r>
+        <w:rPr>
+          <w:lang w:val="es_ES" w:bidi="es_ES"/>
+        </w:rPr>
+        <w:t>Lucas 13.33–35</w:t>
+      </w:r>
       <w:r>
         <w:rPr>
           <w:lang w:val="es_ES" w:bidi="es_ES"/>
         </w:rPr>
         <w:t xml:space="preserve">; </w:t>
       </w:r>
-      <w:hyperlink r:id="rId73">
-        <w:r>
-          <w:rPr>
-            <w:lang w:val="es_ES" w:bidi="es_ES"/>
-          </w:rPr>
-          <w:rPr>
-            <w:color w:val="0000EE"/>
-            <w:u w:val="single"/>
-          </w:rPr>
-          <w:t>19.41–44</w:t>
-        </w:r>
-      </w:hyperlink>
+      <w:r>
+        <w:rPr>
+          <w:lang w:val="es_ES" w:bidi="es_ES"/>
+        </w:rPr>
+        <w:t>19.41–44</w:t>
+      </w:r>
       <w:r>
         <w:rPr>
           <w:lang w:val="es_ES" w:bidi="es_ES"/>
@@ -1917,144 +1527,96 @@
         </w:rPr>
         <w:t xml:space="preserve"> y dureza de corazón de Israel (</w:t>
       </w:r>
-      <w:hyperlink r:id="rId74">
-        <w:r>
-          <w:rPr>
-            <w:lang w:val="es_ES" w:bidi="es_ES"/>
-          </w:rPr>
-          <w:rPr>
-            <w:color w:val="0000EE"/>
-            <w:u w:val="single"/>
-          </w:rPr>
-          <w:t>11.29–32</w:t>
-        </w:r>
-      </w:hyperlink>
+      <w:r>
+        <w:rPr>
+          <w:lang w:val="es_ES" w:bidi="es_ES"/>
+        </w:rPr>
+        <w:t>11.29–32</w:t>
+      </w:r>
       <w:r>
         <w:rPr>
           <w:lang w:val="es_ES" w:bidi="es_ES"/>
         </w:rPr>
         <w:t xml:space="preserve">, </w:t>
       </w:r>
-      <w:hyperlink r:id="rId75">
-        <w:r>
-          <w:rPr>
-            <w:lang w:val="es_ES" w:bidi="es_ES"/>
-          </w:rPr>
-          <w:rPr>
-            <w:color w:val="0000EE"/>
-            <w:u w:val="single"/>
-          </w:rPr>
-          <w:t>47–51</w:t>
-        </w:r>
-      </w:hyperlink>
+      <w:r>
+        <w:rPr>
+          <w:lang w:val="es_ES" w:bidi="es_ES"/>
+        </w:rPr>
+        <w:t>47–51</w:t>
+      </w:r>
       <w:r>
         <w:rPr>
           <w:lang w:val="es_ES" w:bidi="es_ES"/>
         </w:rPr>
         <w:t xml:space="preserve">; </w:t>
       </w:r>
-      <w:hyperlink r:id="rId76">
-        <w:r>
-          <w:rPr>
-            <w:lang w:val="es_ES" w:bidi="es_ES"/>
-          </w:rPr>
-          <w:rPr>
-            <w:color w:val="0000EE"/>
-            <w:u w:val="single"/>
-          </w:rPr>
-          <w:t>13.34–35</w:t>
-        </w:r>
-      </w:hyperlink>
+      <w:r>
+        <w:rPr>
+          <w:lang w:val="es_ES" w:bidi="es_ES"/>
+        </w:rPr>
+        <w:t>13.34–35</w:t>
+      </w:r>
       <w:r>
         <w:rPr>
           <w:lang w:val="es_ES" w:bidi="es_ES"/>
         </w:rPr>
         <w:t xml:space="preserve">; </w:t>
       </w:r>
-      <w:hyperlink r:id="rId73">
-        <w:r>
-          <w:rPr>
-            <w:lang w:val="es_ES" w:bidi="es_ES"/>
-          </w:rPr>
-          <w:rPr>
-            <w:color w:val="0000EE"/>
-            <w:u w:val="single"/>
-          </w:rPr>
-          <w:t>19.41–44</w:t>
-        </w:r>
-      </w:hyperlink>
+      <w:r>
+        <w:rPr>
+          <w:lang w:val="es_ES" w:bidi="es_ES"/>
+        </w:rPr>
+        <w:t>19.41–44</w:t>
+      </w:r>
       <w:r>
         <w:rPr>
           <w:lang w:val="es_ES" w:bidi="es_ES"/>
         </w:rPr>
         <w:t xml:space="preserve">; </w:t>
       </w:r>
-      <w:hyperlink r:id="rId77">
-        <w:r>
-          <w:rPr>
-            <w:lang w:val="es_ES" w:bidi="es_ES"/>
-          </w:rPr>
-          <w:rPr>
-            <w:color w:val="0000EE"/>
-            <w:u w:val="single"/>
-          </w:rPr>
-          <w:t>23.27–31,</w:t>
-        </w:r>
-      </w:hyperlink>
+      <w:r>
+        <w:rPr>
+          <w:lang w:val="es_ES" w:bidi="es_ES"/>
+        </w:rPr>
+        <w:t>23.27–31,</w:t>
+      </w:r>
       <w:r>
         <w:rPr>
           <w:lang w:val="es_ES" w:bidi="es_ES"/>
         </w:rPr>
         <w:t xml:space="preserve"> </w:t>
       </w:r>
-      <w:hyperlink r:id="rId78">
-        <w:r>
-          <w:rPr>
-            <w:lang w:val="es_ES" w:bidi="es_ES"/>
-          </w:rPr>
-          <w:rPr>
-            <w:color w:val="0000EE"/>
-            <w:u w:val="single"/>
-          </w:rPr>
-          <w:t>Hechos 13.46</w:t>
-        </w:r>
-      </w:hyperlink>
+      <w:r>
+        <w:rPr>
+          <w:lang w:val="es_ES" w:bidi="es_ES"/>
+        </w:rPr>
+        <w:t>Hechos 13.46</w:t>
+      </w:r>
       <w:r>
         <w:rPr>
           <w:lang w:val="es_ES" w:bidi="es_ES"/>
         </w:rPr>
         <w:t xml:space="preserve">; </w:t>
       </w:r>
-      <w:hyperlink r:id="rId79">
-        <w:r>
-          <w:rPr>
-            <w:lang w:val="es_ES" w:bidi="es_ES"/>
-          </w:rPr>
-          <w:rPr>
-            <w:color w:val="0000EE"/>
-            <w:u w:val="single"/>
-          </w:rPr>
-          <w:t>28.25–28</w:t>
-        </w:r>
-      </w:hyperlink>
+      <w:r>
+        <w:rPr>
+          <w:lang w:val="es_ES" w:bidi="es_ES"/>
+        </w:rPr>
+        <w:t>28.25–28</w:t>
+      </w:r>
       <w:r>
         <w:rPr>
           <w:lang w:val="es_ES" w:bidi="es_ES"/>
         </w:rPr>
         <w:t xml:space="preserve">; ver también </w:t>
       </w:r>
-      <w:hyperlink r:id="rId80">
-        <w:r>
-          <w:rPr>
-            <w:lang w:val="es_ES" w:bidi="es_ES"/>
-          </w:rPr>
-          <w:rPr>
-            <w:color w:val="0000EE"/>
-            <w:u w:val="single"/>
-          </w:rPr>
-          <w:t>Ro 9–11</w:t>
-        </w:r>
-      </w:hyperlink>
+      <w:r>
+        <w:rPr>
+          <w:lang w:val="es_ES" w:bidi="es_ES"/>
+        </w:rPr>
+        <w:t>Ro 9–11</w:t>
+      </w:r>
       <w:r>
         <w:rPr>
           <w:lang w:val="es_ES" w:bidi="es_ES"/>
